--- a/soft-tenancy/confluence/01-soft-tenancy-with-cilium.docx
+++ b/soft-tenancy/confluence/01-soft-tenancy-with-cilium.docx
@@ -3329,7 +3329,7 @@
               <w:spacing w:after="0"/>
             </w:pPr>
             <w:r>
-              <w:t xml:space="preserve">Our ingress: an Envoy-based implementation of the Kubernetes Gateway API.</w:t>
+              <w:t xml:space="preserve">Our gateway controller, an Envoy-based implementation of the Kubernetes Gateway API. It runs the tenant ingress and the internal read gateway of the observability stack.</w:t>
             </w:r>
           </w:p>
         </w:tc>

--- a/soft-tenancy/confluence/01-soft-tenancy-with-cilium.docx
+++ b/soft-tenancy/confluence/01-soft-tenancy-with-cilium.docx
@@ -28,7 +28,17 @@
         <w:t xml:space="preserve">In 30 seconds  </w:t>
       </w:r>
       <w:r>
-        <w:t xml:space="preserve">Several teams (tenants) share one Kubernetes cluster, and each tenant gets its own namespace. Cilium, our network plugin, makes sure a tenant's pods cannot reach another tenant's pods, cannot even look up their names, and can only reach the internet destinations we allow. Our ingress, kgateway, gives each tenant its own gateway, so publishing an app never opens a path to another tenant.</w:t>
+        <w:t xml:space="preserve">Several teams (tenants) share one Kubernetes cluster, and each tenant gets its own namespace. Cilium, our network plugin, decides which tenants may talk </w:t>
+      </w:r>
+      <w:r>
+        <w:rPr>
+          <w:b/>
+          <w:bCs/>
+        </w:rPr>
+        <w:t xml:space="preserve">in each direction</w:t>
+      </w:r>
+      <w:r>
+        <w:t xml:space="preserve">: by default none, and only what the platform allows on purpose. In our lab tenant a may call tenant c, tenant c may not call tenant a, and tenant b is on its own. Tenants cannot even look up each other's names, and can only reach the internet destinations we allow. Our ingress, kgateway, gives each tenant its own gateway, so publishing an app never opens a path to another tenant.</w:t>
       </w:r>
     </w:p>
     <w:p>
@@ -415,7 +425,7 @@
           <wp:inline distT="0" distB="0" distL="0" distR="0">
             <wp:extent cx="6191250" cy="3743325"/>
             <wp:effectExtent t="0" r="0" b="0" l="0"/>
-            <wp:docPr id="1" name="cilium-overview" descr="Two tenant namespaces on a shared cluster, separated by Cilium" title="Two tenant namespaces on a shared cluster, separated by Cilium"/>
+            <wp:docPr id="1" name="cilium-overview" descr="Three tenant namespaces on a shared cluster, with one allowed direction between them" title="Three tenant namespaces on a shared cluster, with one allowed direction between them"/>
             <wp:cNvGraphicFramePr>
               <a:graphicFrameLocks xmlns:a="http://schemas.openxmlformats.org/drawingml/2006/main" noChangeAspect="1"/>
             </wp:cNvGraphicFramePr>
@@ -528,17 +538,17 @@
         <w:spacing w:after="70"/>
       </w:pPr>
       <w:r>
-        <w:t xml:space="preserve">Traffic </w:t>
+        <w:t xml:space="preserve">Between tenants, </w:t>
       </w:r>
       <w:r>
         <w:rPr>
           <w:b/>
           <w:bCs/>
         </w:rPr>
-        <w:t xml:space="preserve">between</w:t>
-      </w:r>
-      <w:r>
-        <w:t xml:space="preserve"> tenants is denied in both directions, on every node.</w:t>
+        <w:t xml:space="preserve">nothing</w:t>
+      </w:r>
+      <w:r>
+        <w:t xml:space="preserve"> is allowed until the platform says so, and always in one direction at a time: here tenant a may call tenant c, and tenant c may not call tenant a.</w:t>
       </w:r>
     </w:p>
     <w:p>
@@ -551,17 +561,7 @@
         <w:spacing w:after="70"/>
       </w:pPr>
       <w:r>
-        <w:t xml:space="preserve">Both tenants use the shared CoreDNS, but each can only resolve </w:t>
-      </w:r>
-      <w:r>
-        <w:rPr>
-          <w:b/>
-          <w:bCs/>
-        </w:rPr>
-        <w:t xml:space="preserve">its own</w:t>
-      </w:r>
-      <w:r>
-        <w:t xml:space="preserve"> names.</w:t>
+        <w:t xml:space="preserve">Tenant b reaches no other tenant, and no other tenant reaches it.</w:t>
       </w:r>
     </w:p>
     <w:p>
@@ -574,6 +574,19 @@
         <w:spacing w:after="70"/>
       </w:pPr>
       <w:r>
+        <w:t xml:space="preserve">Every tenant uses the shared CoreDNS, but resolves only the names it may use: tenant a also gets tenant c's.</w:t>
+      </w:r>
+    </w:p>
+    <w:p>
+      <w:pPr>
+        <w:pStyle w:val="ListParagraph"/>
+        <w:numPr>
+          <w:ilvl w:val="0"/>
+          <w:numId w:val="2"/>
+        </w:numPr>
+        <w:spacing w:after="70"/>
+      </w:pPr>
+      <w:r>
         <w:t xml:space="preserve">Leaving the cluster is an allowlist, per tenant: tenant-a may reach </w:t>
       </w:r>
       <w:r>
@@ -585,7 +598,7 @@
         <w:t xml:space="preserve">example.com</w:t>
       </w:r>
       <w:r>
-        <w:t xml:space="preserve">, tenant-b nothing.</w:t>
+        <w:t xml:space="preserve">, the others nothing.</w:t>
       </w:r>
     </w:p>
     <w:p>
@@ -1394,7 +1407,7 @@
           <w:sz w:val="16"/>
           <w:szCs w:val="16"/>
         </w:rPr>
-        <w:t xml:space="preserve">    - toFQDNs:                             # the internet allowlist</w:t>
+        <w:t xml:space="preserve">    - toEndpoints:                         # tenant a may also call tenant c</w:t>
       </w:r>
     </w:p>
     <w:p>
@@ -1418,7 +1431,7 @@
           <w:sz w:val="16"/>
           <w:szCs w:val="16"/>
         </w:rPr>
-        <w:t xml:space="preserve">        - matchName: "example.com"</w:t>
+        <w:t xml:space="preserve">        - matchLabels:</w:t>
       </w:r>
     </w:p>
     <w:p>
@@ -1442,7 +1455,7 @@
           <w:sz w:val="16"/>
           <w:szCs w:val="16"/>
         </w:rPr>
-        <w:t xml:space="preserve">      toPorts:</w:t>
+        <w:t xml:space="preserve">            k8s:io.cilium.k8s.namespace.labels.tenant: c</w:t>
       </w:r>
     </w:p>
     <w:p>
@@ -1466,7 +1479,7 @@
           <w:sz w:val="16"/>
           <w:szCs w:val="16"/>
         </w:rPr>
-        <w:t xml:space="preserve">        - ports: [{port: "443", protocol: TCP}]</w:t>
+        <w:t xml:space="preserve">    - toFQDNs:                             # the internet allowlist</w:t>
       </w:r>
     </w:p>
     <w:p>
@@ -1490,7 +1503,7 @@
           <w:sz w:val="16"/>
           <w:szCs w:val="16"/>
         </w:rPr>
-        <w:t xml:space="preserve">  ingressDeny:                             # any other tenant: always denied</w:t>
+        <w:t xml:space="preserve">        - matchName: "example.com"</w:t>
       </w:r>
     </w:p>
     <w:p>
@@ -1514,7 +1527,7 @@
           <w:sz w:val="16"/>
           <w:szCs w:val="16"/>
         </w:rPr>
-        <w:t xml:space="preserve">    - fromEndpoints:</w:t>
+        <w:t xml:space="preserve">      toPorts:</w:t>
       </w:r>
     </w:p>
     <w:p>
@@ -1538,7 +1551,7 @@
           <w:sz w:val="16"/>
           <w:szCs w:val="16"/>
         </w:rPr>
-        <w:t xml:space="preserve">        - matchExpressions:</w:t>
+        <w:t xml:space="preserve">        - ports: [{port: "443", protocol: TCP}]</w:t>
       </w:r>
     </w:p>
     <w:p>
@@ -1562,7 +1575,7 @@
           <w:sz w:val="16"/>
           <w:szCs w:val="16"/>
         </w:rPr>
-        <w:t xml:space="preserve">            - {key: k8s:io.cilium.k8s.namespace.labels.tenant, operator: Exists}</w:t>
+        <w:t xml:space="preserve">  ingressDeny:                             # any other tenant: always denied</w:t>
       </w:r>
     </w:p>
     <w:p>
@@ -1586,6 +1599,78 @@
           <w:sz w:val="16"/>
           <w:szCs w:val="16"/>
         </w:rPr>
+        <w:t xml:space="preserve">    - fromEndpoints:</w:t>
+      </w:r>
+    </w:p>
+    <w:p>
+      <w:pPr>
+        <w:keepNext w:val="false"/>
+        <w:keepLines/>
+        <w:pBdr>
+          <w:top w:val="single" w:color="D0D7DE" w:sz="4" w:space="4"/>
+          <w:left w:val="single" w:color="D0D7DE" w:sz="4" w:space="4"/>
+          <w:bottom w:val="single" w:color="D0D7DE" w:sz="4" w:space="4"/>
+          <w:right w:val="single" w:color="D0D7DE" w:sz="4" w:space="4"/>
+        </w:pBdr>
+        <w:shd w:fill="F4F6F8" w:color="auto" w:val="clear"/>
+        <w:spacing w:after="0" w:before="0" w:line="240"/>
+        <w:ind w:left="100" w:right="100"/>
+      </w:pPr>
+      <w:r>
+        <w:rPr>
+          <w:rFonts w:ascii="Consolas" w:cs="Consolas" w:eastAsia="Consolas" w:hAnsi="Consolas"/>
+          <w:color w:val="24292F"/>
+          <w:sz w:val="16"/>
+          <w:szCs w:val="16"/>
+        </w:rPr>
+        <w:t xml:space="preserve">        - matchExpressions:</w:t>
+      </w:r>
+    </w:p>
+    <w:p>
+      <w:pPr>
+        <w:keepNext w:val="false"/>
+        <w:keepLines/>
+        <w:pBdr>
+          <w:top w:val="single" w:color="D0D7DE" w:sz="4" w:space="4"/>
+          <w:left w:val="single" w:color="D0D7DE" w:sz="4" w:space="4"/>
+          <w:bottom w:val="single" w:color="D0D7DE" w:sz="4" w:space="4"/>
+          <w:right w:val="single" w:color="D0D7DE" w:sz="4" w:space="4"/>
+        </w:pBdr>
+        <w:shd w:fill="F4F6F8" w:color="auto" w:val="clear"/>
+        <w:spacing w:after="0" w:before="0" w:line="240"/>
+        <w:ind w:left="100" w:right="100"/>
+      </w:pPr>
+      <w:r>
+        <w:rPr>
+          <w:rFonts w:ascii="Consolas" w:cs="Consolas" w:eastAsia="Consolas" w:hAnsi="Consolas"/>
+          <w:color w:val="24292F"/>
+          <w:sz w:val="16"/>
+          <w:szCs w:val="16"/>
+        </w:rPr>
+        <w:t xml:space="preserve">            - {key: k8s:io.cilium.k8s.namespace.labels.tenant, operator: Exists}</w:t>
+      </w:r>
+    </w:p>
+    <w:p>
+      <w:pPr>
+        <w:keepNext w:val="false"/>
+        <w:keepLines/>
+        <w:pBdr>
+          <w:top w:val="single" w:color="D0D7DE" w:sz="4" w:space="4"/>
+          <w:left w:val="single" w:color="D0D7DE" w:sz="4" w:space="4"/>
+          <w:bottom w:val="single" w:color="D0D7DE" w:sz="4" w:space="4"/>
+          <w:right w:val="single" w:color="D0D7DE" w:sz="4" w:space="4"/>
+        </w:pBdr>
+        <w:shd w:fill="F4F6F8" w:color="auto" w:val="clear"/>
+        <w:spacing w:after="0" w:before="0" w:line="240"/>
+        <w:ind w:left="100" w:right="100"/>
+      </w:pPr>
+      <w:r>
+        <w:rPr>
+          <w:rFonts w:ascii="Consolas" w:cs="Consolas" w:eastAsia="Consolas" w:hAnsi="Consolas"/>
+          <w:color w:val="24292F"/>
+          <w:sz w:val="16"/>
+          <w:szCs w:val="16"/>
+        </w:rPr>
         <w:t xml:space="preserve">            - {key: k8s:io.cilium.k8s.namespace.labels.tenant, operator: NotIn, values: ["a"]}</w:t>
       </w:r>
     </w:p>
@@ -1610,7 +1695,7 @@
           <w:sz w:val="16"/>
           <w:szCs w:val="16"/>
         </w:rPr>
-        <w:t xml:space="preserve">  # egressDeny: the same selector again, for the other direction</w:t>
+        <w:t xml:space="preserve">  # egressDeny: the same selector, with values ["a", "c"]: c is allowed above</w:t>
       </w:r>
     </w:p>
     <w:p>
@@ -1629,6 +1714,155 @@
       </w:r>
       <w:r>
         <w:t xml:space="preserve">. The full version, with both deny directions, is in the step-by-step guide.</w:t>
+      </w:r>
+    </w:p>
+    <w:p>
+      <w:pPr>
+        <w:pStyle w:val="Heading2"/>
+      </w:pPr>
+      <w:r>
+        <w:t xml:space="preserve">Letting one tenant use another</w:t>
+      </w:r>
+    </w:p>
+    <w:p>
+      <w:pPr>
+        <w:spacing w:after="140"/>
+      </w:pPr>
+      <w:r>
+        <w:t xml:space="preserve">Tenant a uses a service tenant c provides. That takes </w:t>
+      </w:r>
+      <w:r>
+        <w:rPr>
+          <w:b/>
+          <w:bCs/>
+        </w:rPr>
+        <w:t xml:space="preserve">both sides</w:t>
+      </w:r>
+      <w:r>
+        <w:t xml:space="preserve">, and each side is a separate decision:</w:t>
+      </w:r>
+    </w:p>
+    <w:p>
+      <w:pPr>
+        <w:pStyle w:val="ListParagraph"/>
+        <w:numPr>
+          <w:ilvl w:val="0"/>
+          <w:numId w:val="2"/>
+        </w:numPr>
+        <w:spacing w:after="70"/>
+      </w:pPr>
+      <w:r>
+        <w:rPr>
+          <w:b/>
+          <w:bCs/>
+        </w:rPr>
+        <w:t xml:space="preserve">tenant a's policy:</w:t>
+      </w:r>
+      <w:r>
+        <w:t xml:space="preserve"> an egress rule to </w:t>
+      </w:r>
+      <w:r>
+        <w:rPr>
+          <w:rFonts w:ascii="Consolas" w:cs="Consolas" w:eastAsia="Consolas" w:hAnsi="Consolas"/>
+          <w:sz w:val="19"/>
+          <w:szCs w:val="19"/>
+        </w:rPr>
+        <w:t xml:space="preserve">tenant: c</w:t>
+      </w:r>
+      <w:r>
+        <w:t xml:space="preserve">, and </w:t>
+      </w:r>
+      <w:r>
+        <w:rPr>
+          <w:rFonts w:ascii="Consolas" w:cs="Consolas" w:eastAsia="Consolas" w:hAnsi="Consolas"/>
+          <w:sz w:val="19"/>
+          <w:szCs w:val="19"/>
+        </w:rPr>
+        <w:t xml:space="preserve">tenant-c</w:t>
+      </w:r>
+      <w:r>
+        <w:t xml:space="preserve">'s names added to its DNS rule. Without the DNS part, tenant a can't resolve the service at all.</w:t>
+      </w:r>
+    </w:p>
+    <w:p>
+      <w:pPr>
+        <w:pStyle w:val="ListParagraph"/>
+        <w:numPr>
+          <w:ilvl w:val="0"/>
+          <w:numId w:val="2"/>
+        </w:numPr>
+        <w:spacing w:after="70"/>
+      </w:pPr>
+      <w:r>
+        <w:rPr>
+          <w:b/>
+          <w:bCs/>
+        </w:rPr>
+        <w:t xml:space="preserve">tenant c's policy:</w:t>
+      </w:r>
+      <w:r>
+        <w:t xml:space="preserve"> an ingress rule from </w:t>
+      </w:r>
+      <w:r>
+        <w:rPr>
+          <w:rFonts w:ascii="Consolas" w:cs="Consolas" w:eastAsia="Consolas" w:hAnsi="Consolas"/>
+          <w:sz w:val="19"/>
+          <w:szCs w:val="19"/>
+        </w:rPr>
+        <w:t xml:space="preserve">tenant: a</w:t>
+      </w:r>
+      <w:r>
+        <w:t xml:space="preserve">, and </w:t>
+      </w:r>
+      <w:r>
+        <w:rPr>
+          <w:rFonts w:ascii="Consolas" w:cs="Consolas" w:eastAsia="Consolas" w:hAnsi="Consolas"/>
+          <w:sz w:val="19"/>
+          <w:szCs w:val="19"/>
+        </w:rPr>
+        <w:t xml:space="preserve">a</w:t>
+      </w:r>
+      <w:r>
+        <w:t xml:space="preserve"> taken out of its ingress deny list.</w:t>
+      </w:r>
+    </w:p>
+    <w:p>
+      <w:pPr>
+        <w:spacing w:after="140"/>
+      </w:pPr>
+      <w:r>
+        <w:t xml:space="preserve">The other direction stays closed: tenant c's egress never mentions tenant a, and its egress deny still covers it. Tenant c can still </w:t>
+      </w:r>
+      <w:r>
+        <w:rPr>
+          <w:b/>
+          <w:bCs/>
+        </w:rPr>
+        <w:t xml:space="preserve">answer</w:t>
+      </w:r>
+      <w:r>
+        <w:t xml:space="preserve"> tenant a, because Cilium tracks connections: a policy decides who may open one, not which packets may flow inside it.</w:t>
+      </w:r>
+    </w:p>
+    <w:p>
+      <w:pPr>
+        <w:pBdr>
+          <w:left w:val="single" w:color="2E5C8A" w:sz="24" w:space="8"/>
+        </w:pBdr>
+        <w:shd w:fill="EEF4FB" w:color="auto" w:val="clear"/>
+        <w:spacing w:after="220" w:before="120"/>
+        <w:ind w:left="180" w:right="120"/>
+      </w:pPr>
+      <w:r>
+        <w:rPr>
+          <w:b/>
+          <w:bCs/>
+          <w:color w:val="2E5C8A"/>
+        </w:rPr>
+        <w:t xml:space="preserve">Rule of thumb  </w:t>
+      </w:r>
+      <w:r>
+        <w:t xml:space="preserve">Allowed directions are written down per pair and per direction. "Tenant a may call tenant c" never implies the reverse, and never affects tenant b.</w:t>
       </w:r>
     </w:p>
     <w:p>
@@ -1977,7 +2211,7 @@
       <w:r>
         <w:drawing>
           <wp:inline distT="0" distB="0" distL="0" distR="0">
-            <wp:extent cx="6191250" cy="3743325"/>
+            <wp:extent cx="6191250" cy="3867150"/>
             <wp:effectExtent t="0" r="0" b="0" l="0"/>
             <wp:docPr id="1" name="cilium-kgateway" descr="One kgateway Gateway per tenant, each pinned to its tenant by Cilium" title="One kgateway Gateway per tenant, each pinned to its tenant by Cilium"/>
             <wp:cNvGraphicFramePr>
@@ -2008,7 +2242,7 @@
                   <pic:spPr bwMode="auto">
                     <a:xfrm>
                       <a:off x="0" y="0"/>
-                      <a:ext cx="6191250" cy="3743325"/>
+                      <a:ext cx="6191250" cy="3867150"/>
                     </a:xfrm>
                     <a:prstGeom prst="rect">
                       <a:avLst/>
@@ -2376,7 +2610,144 @@
               <w:spacing w:after="0"/>
             </w:pPr>
             <w:r>
-              <w:t xml:space="preserve">Other tenant is blocked</w:t>
+              <w:t xml:space="preserve">The allowed direction works</w:t>
+            </w:r>
+          </w:p>
+        </w:tc>
+        <w:tc>
+          <w:tcPr>
+            <w:tcW w:type="dxa" w:w="4846"/>
+            <w:tcMar>
+              <w:top w:type="dxa" w:w="70"/>
+              <w:left w:type="dxa" w:w="110"/>
+              <w:bottom w:type="dxa" w:w="70"/>
+              <w:right w:type="dxa" w:w="110"/>
+            </w:tcMar>
+          </w:tcPr>
+          <w:p>
+            <w:pPr>
+              <w:spacing w:after="0"/>
+            </w:pPr>
+            <w:r>
+              <w:rPr>
+                <w:rFonts w:ascii="Consolas" w:cs="Consolas" w:eastAsia="Consolas" w:hAnsi="Consolas"/>
+                <w:sz w:val="19"/>
+                <w:szCs w:val="19"/>
+              </w:rPr>
+              <w:t xml:space="preserve">curl -s http://web.tenant-c</w:t>
+            </w:r>
+          </w:p>
+        </w:tc>
+        <w:tc>
+          <w:tcPr>
+            <w:tcW w:type="dxa" w:w="2400"/>
+            <w:tcMar>
+              <w:top w:type="dxa" w:w="70"/>
+              <w:left w:type="dxa" w:w="110"/>
+              <w:bottom w:type="dxa" w:w="70"/>
+              <w:right w:type="dxa" w:w="110"/>
+            </w:tcMar>
+          </w:tcPr>
+          <w:p>
+            <w:pPr>
+              <w:spacing w:after="0"/>
+            </w:pPr>
+            <w:r>
+              <w:t xml:space="preserve">"hello from tenant-c"</w:t>
+            </w:r>
+          </w:p>
+        </w:tc>
+      </w:tr>
+      <w:tr>
+        <w:trPr>
+          <w:cantSplit/>
+        </w:trPr>
+        <w:tc>
+          <w:tcPr>
+            <w:tcW w:type="dxa" w:w="2500"/>
+            <w:tcMar>
+              <w:top w:type="dxa" w:w="70"/>
+              <w:left w:type="dxa" w:w="110"/>
+              <w:bottom w:type="dxa" w:w="70"/>
+              <w:right w:type="dxa" w:w="110"/>
+            </w:tcMar>
+          </w:tcPr>
+          <w:p>
+            <w:pPr>
+              <w:spacing w:after="0"/>
+            </w:pPr>
+            <w:r>
+              <w:t xml:space="preserve">The other direction is blocked</w:t>
+            </w:r>
+          </w:p>
+        </w:tc>
+        <w:tc>
+          <w:tcPr>
+            <w:tcW w:type="dxa" w:w="4846"/>
+            <w:tcMar>
+              <w:top w:type="dxa" w:w="70"/>
+              <w:left w:type="dxa" w:w="110"/>
+              <w:bottom w:type="dxa" w:w="70"/>
+              <w:right w:type="dxa" w:w="110"/>
+            </w:tcMar>
+          </w:tcPr>
+          <w:p>
+            <w:pPr>
+              <w:spacing w:after="0"/>
+            </w:pPr>
+            <w:r>
+              <w:t xml:space="preserve">from tenant-c: </w:t>
+            </w:r>
+            <w:r>
+              <w:rPr>
+                <w:rFonts w:ascii="Consolas" w:cs="Consolas" w:eastAsia="Consolas" w:hAnsi="Consolas"/>
+                <w:sz w:val="19"/>
+                <w:szCs w:val="19"/>
+              </w:rPr>
+              <w:t xml:space="preserve">curl -s -m 3 http://&lt;tenant-a pod IP&gt;:8080</w:t>
+            </w:r>
+          </w:p>
+        </w:tc>
+        <w:tc>
+          <w:tcPr>
+            <w:tcW w:type="dxa" w:w="2400"/>
+            <w:tcMar>
+              <w:top w:type="dxa" w:w="70"/>
+              <w:left w:type="dxa" w:w="110"/>
+              <w:bottom w:type="dxa" w:w="70"/>
+              <w:right w:type="dxa" w:w="110"/>
+            </w:tcMar>
+          </w:tcPr>
+          <w:p>
+            <w:pPr>
+              <w:spacing w:after="0"/>
+            </w:pPr>
+            <w:r>
+              <w:t xml:space="preserve">timeout</w:t>
+            </w:r>
+          </w:p>
+        </w:tc>
+      </w:tr>
+      <w:tr>
+        <w:trPr>
+          <w:cantSplit/>
+        </w:trPr>
+        <w:tc>
+          <w:tcPr>
+            <w:tcW w:type="dxa" w:w="2500"/>
+            <w:tcMar>
+              <w:top w:type="dxa" w:w="70"/>
+              <w:left w:type="dxa" w:w="110"/>
+              <w:bottom w:type="dxa" w:w="70"/>
+              <w:right w:type="dxa" w:w="110"/>
+            </w:tcMar>
+          </w:tcPr>
+          <w:p>
+            <w:pPr>
+              <w:spacing w:after="0"/>
+            </w:pPr>
+            <w:r>
+              <w:t xml:space="preserve">Another tenant is blocked</w:t>
             </w:r>
           </w:p>
         </w:tc>
@@ -2443,7 +2814,7 @@
               <w:spacing w:after="0"/>
             </w:pPr>
             <w:r>
-              <w:t xml:space="preserve">Other tenant's names are hidden</w:t>
+              <w:t xml:space="preserve">Hidden names stay hidden</w:t>
             </w:r>
           </w:p>
         </w:tc>
